--- a/public/Amna_Asghar_CV.pdf.docx
+++ b/public/Amna_Asghar_CV.pdf.docx
@@ -4,69 +4,118 @@
   <w:body>
     <w:p>
       <w:pPr>
+        <w:spacing w:after="0" w:line="240" w:lineRule="auto"/>
+        <w:rPr>
+          <w:b/>
+          <w:bCs/>
+          <w:color w:val="000000" w:themeColor="text1"/>
+          <w:sz w:val="72"/>
+          <w:szCs w:val="72"/>
+        </w:rPr>
+      </w:pPr>
+      <w:r>
+        <w:rPr>
+          <w:b/>
+          <w:bCs/>
+          <w:color w:val="000000" w:themeColor="text1"/>
+          <w:sz w:val="72"/>
+          <w:szCs w:val="72"/>
+        </w:rPr>
+        <w:t xml:space="preserve">Amna Asghar </w:t>
+      </w:r>
+    </w:p>
+    <w:p>
+      <w:pPr>
+        <w:spacing w:after="0" w:line="240" w:lineRule="auto"/>
+        <w:rPr>
+          <w:b/>
+          <w:bCs/>
+          <w:color w:val="2E74B5" w:themeColor="accent5" w:themeShade="BF"/>
+          <w:sz w:val="40"/>
+          <w:szCs w:val="40"/>
+        </w:rPr>
+      </w:pPr>
+      <w:r>
+        <w:rPr>
+          <w:b/>
+          <w:bCs/>
+          <w:color w:val="2E74B5" w:themeColor="accent5" w:themeShade="BF"/>
+          <w:sz w:val="40"/>
+          <w:szCs w:val="40"/>
+        </w:rPr>
+        <w:t>Frontend Developer</w:t>
+      </w:r>
+    </w:p>
+    <w:p>
+      <w:pPr>
         <w:spacing w:line="240" w:lineRule="auto"/>
         <w:rPr>
-          <w:b/>
-          <w:bCs/>
-          <w:color w:val="806000" w:themeColor="accent4" w:themeShade="80"/>
-          <w:sz w:val="52"/>
-          <w:szCs w:val="52"/>
-        </w:rPr>
-      </w:pPr>
-      <w:r>
-        <w:rPr>
-          <w:b/>
-          <w:bCs/>
-          <w:color w:val="806000" w:themeColor="accent4" w:themeShade="80"/>
-          <w:sz w:val="52"/>
-          <w:szCs w:val="52"/>
-        </w:rPr>
-        <w:t xml:space="preserve">Amna Asghar </w:t>
+          <w:rFonts w:asciiTheme="majorHAnsi" w:hAnsiTheme="majorHAnsi" w:cstheme="majorHAnsi"/>
+          <w:b/>
+          <w:bCs/>
+          <w:color w:val="262626" w:themeColor="text1" w:themeTint="D9"/>
+        </w:rPr>
+      </w:pPr>
+      <w:r>
+        <w:rPr>
+          <w:rFonts w:asciiTheme="majorHAnsi" w:hAnsiTheme="majorHAnsi" w:cstheme="majorHAnsi"/>
+          <w:b/>
+          <w:bCs/>
+          <w:color w:val="262626" w:themeColor="text1" w:themeTint="D9"/>
+        </w:rPr>
+        <w:t xml:space="preserve">               Narowal, Punjab, Pakistan | amnarukhsar693@gmail.com | +92 329 9104922 </w:t>
       </w:r>
     </w:p>
     <w:p>
       <w:pPr>
         <w:spacing w:line="240" w:lineRule="auto"/>
         <w:rPr>
-          <w:b/>
-          <w:bCs/>
-          <w:sz w:val="28"/>
-          <w:szCs w:val="28"/>
-        </w:rPr>
-      </w:pPr>
-      <w:r>
-        <w:rPr>
-          <w:b/>
-          <w:bCs/>
-          <w:sz w:val="28"/>
-          <w:szCs w:val="28"/>
-        </w:rPr>
-        <w:t>Frontend Developer</w:t>
-      </w:r>
-    </w:p>
-    <w:p>
-      <w:pPr>
+          <w:rFonts w:asciiTheme="majorHAnsi" w:hAnsiTheme="majorHAnsi" w:cstheme="majorHAnsi"/>
+          <w:b/>
+          <w:bCs/>
+          <w:color w:val="2E74B5" w:themeColor="accent5" w:themeShade="BF"/>
+        </w:rPr>
+      </w:pPr>
+      <w:r>
+        <w:rPr>
+          <w:rFonts w:asciiTheme="majorHAnsi" w:hAnsiTheme="majorHAnsi" w:cstheme="majorHAnsi"/>
+          <w:b/>
+          <w:bCs/>
+          <w:color w:val="262626" w:themeColor="text1" w:themeTint="D9"/>
+        </w:rPr>
+        <w:t xml:space="preserve">                                                           </w:t>
+      </w:r>
+      <w:r>
+        <w:rPr>
+          <w:rFonts w:asciiTheme="majorHAnsi" w:hAnsiTheme="majorHAnsi" w:cstheme="majorHAnsi"/>
+          <w:b/>
+          <w:bCs/>
+          <w:color w:val="2E74B5" w:themeColor="accent5" w:themeShade="BF"/>
+        </w:rPr>
+        <w:t>LinkedIn | Portfolio</w:t>
+      </w:r>
+    </w:p>
+    <w:p>
+      <w:pPr>
+        <w:pBdr>
+          <w:bottom w:val="single" w:sz="4" w:space="1" w:color="auto"/>
+        </w:pBdr>
         <w:spacing w:line="240" w:lineRule="auto"/>
         <w:rPr>
           <w:rFonts w:asciiTheme="majorHAnsi" w:hAnsiTheme="majorHAnsi" w:cstheme="majorHAnsi"/>
           <w:b/>
           <w:bCs/>
-        </w:rPr>
-      </w:pPr>
-      <w:r>
-        <w:rPr>
-          <w:rFonts w:asciiTheme="majorHAnsi" w:hAnsiTheme="majorHAnsi" w:cstheme="majorHAnsi"/>
-          <w:b/>
-          <w:bCs/>
-        </w:rPr>
-        <w:t xml:space="preserve">Narowal, Punjab, Pakistan | amnarukhsar693@gmail.com | +92 329 9104922 </w:t>
-      </w:r>
+          <w:color w:val="262626" w:themeColor="text1" w:themeTint="D9"/>
+        </w:rPr>
+      </w:pPr>
     </w:p>
     <w:p>
       <w:pPr>
         <w:rPr>
           <w:rStyle w:val="Strong"/>
           <w:color w:val="0D0D0D" w:themeColor="text1" w:themeTint="F2"/>
+          <w:sz w:val="32"/>
+          <w:szCs w:val="32"/>
           <w:u w:val="single"/>
         </w:rPr>
       </w:pPr>
@@ -74,6 +123,8 @@
         <w:rPr>
           <w:rStyle w:val="Strong"/>
           <w:color w:val="0D0D0D" w:themeColor="text1" w:themeTint="F2"/>
+          <w:sz w:val="32"/>
+          <w:szCs w:val="32"/>
           <w:u w:val="single"/>
         </w:rPr>
         <w:t>PROFESSIONAL SUMMARY</w:t>
@@ -82,6 +133,8 @@
         <w:rPr>
           <w:rStyle w:val="Strong"/>
           <w:color w:val="0D0D0D" w:themeColor="text1" w:themeTint="F2"/>
+          <w:sz w:val="32"/>
+          <w:szCs w:val="32"/>
           <w:u w:val="single"/>
         </w:rPr>
         <w:t>:</w:t>
@@ -106,6 +159,8 @@
         <w:rPr>
           <w:b/>
           <w:bCs/>
+          <w:sz w:val="32"/>
+          <w:szCs w:val="32"/>
           <w:u w:val="single"/>
         </w:rPr>
       </w:pPr>
@@ -113,14 +168,28 @@
         <w:rPr>
           <w:b/>
           <w:bCs/>
+          <w:sz w:val="32"/>
+          <w:szCs w:val="32"/>
           <w:u w:val="single"/>
         </w:rPr>
+        <w:t xml:space="preserve">Professional </w:t>
+      </w:r>
+      <w:r>
+        <w:rPr>
+          <w:b/>
+          <w:bCs/>
+          <w:sz w:val="32"/>
+          <w:szCs w:val="32"/>
+          <w:u w:val="single"/>
+        </w:rPr>
         <w:t>EXPERIENCE</w:t>
       </w:r>
       <w:r>
         <w:rPr>
           <w:b/>
           <w:bCs/>
+          <w:sz w:val="32"/>
+          <w:szCs w:val="32"/>
           <w:u w:val="single"/>
         </w:rPr>
         <w:t>:</w:t>
@@ -135,19 +204,53 @@
         <w:rPr>
           <w:b/>
           <w:bCs/>
-        </w:rPr>
-      </w:pPr>
-      <w:r>
-        <w:rPr>
-          <w:b/>
-          <w:bCs/>
-        </w:rPr>
-        <w:t>Frontend Developer — Corporate Web Solutions                                                         2024 –Present Responsive Web Applications</w:t>
-      </w:r>
-      <w:r>
-        <w:rPr>
-          <w:b/>
-          <w:bCs/>
+          <w:color w:val="2E74B5" w:themeColor="accent5" w:themeShade="BF"/>
+        </w:rPr>
+      </w:pPr>
+      <w:r>
+        <w:rPr>
+          <w:b/>
+          <w:bCs/>
+          <w:sz w:val="28"/>
+          <w:szCs w:val="28"/>
+        </w:rPr>
+        <w:t>Frontend Developer — Corporate Web Solutions</w:t>
+      </w:r>
+      <w:r>
+        <w:rPr>
+          <w:b/>
+          <w:bCs/>
+        </w:rPr>
+        <w:t xml:space="preserve">                                            </w:t>
+      </w:r>
+      <w:r>
+        <w:rPr>
+          <w:b/>
+          <w:bCs/>
+        </w:rPr>
+        <w:t>2024 -Present</w:t>
+      </w:r>
+      <w:r>
+        <w:rPr>
+          <w:b/>
+          <w:bCs/>
+          <w:color w:val="767171" w:themeColor="background2" w:themeShade="80"/>
+        </w:rPr>
+        <w:t xml:space="preserve"> </w:t>
+      </w:r>
+      <w:r>
+        <w:rPr>
+          <w:b/>
+          <w:bCs/>
+          <w:color w:val="2E74B5" w:themeColor="accent5" w:themeShade="BF"/>
+        </w:rPr>
+        <w:t>Responsive Web Applications</w:t>
+      </w:r>
+      <w:r>
+        <w:rPr>
+          <w:b/>
+          <w:bCs/>
+          <w:color w:val="2E74B5" w:themeColor="accent5" w:themeShade="BF"/>
         </w:rPr>
         <w:t>:</w:t>
       </w:r>
@@ -155,6 +258,7 @@
         <w:rPr>
           <w:b/>
           <w:bCs/>
+          <w:color w:val="2E74B5" w:themeColor="accent5" w:themeShade="BF"/>
         </w:rPr>
         <w:t xml:space="preserve"> </w:t>
       </w:r>
@@ -191,6 +295,13 @@
     </w:p>
     <w:p>
       <w:pPr>
+        <w:pBdr>
+          <w:bottom w:val="single" w:sz="4" w:space="0" w:color="auto"/>
+        </w:pBdr>
+      </w:pPr>
+    </w:p>
+    <w:p>
+      <w:pPr>
         <w:spacing w:after="0" w:line="240" w:lineRule="auto"/>
         <w:rPr>
           <w:b/>
@@ -346,6 +457,7 @@
         <w:spacing w:line="240" w:lineRule="auto"/>
       </w:pPr>
       <w:r>
+        <w:lastRenderedPageBreak/>
         <w:t xml:space="preserve"> </w:t>
       </w:r>
       <w:r>
@@ -427,7 +539,6 @@
         <w:spacing w:line="240" w:lineRule="auto"/>
       </w:pPr>
       <w:r>
-        <w:lastRenderedPageBreak/>
         <w:t xml:space="preserve"> Data Structures (DSA), MySQL</w:t>
       </w:r>
     </w:p>
@@ -473,17 +584,7 @@
         <w:spacing w:line="240" w:lineRule="auto"/>
       </w:pPr>
       <w:r>
-        <w:t xml:space="preserve"> </w:t>
-      </w:r>
-      <w:proofErr w:type="spellStart"/>
-      <w:proofErr w:type="gramStart"/>
-      <w:r>
-        <w:t>Workbench,XAMPP</w:t>
-      </w:r>
-      <w:proofErr w:type="spellEnd"/>
-      <w:proofErr w:type="gramEnd"/>
-      <w:r>
-        <w:t>,</w:t>
+        <w:t xml:space="preserve"> Workbench,XAMPP,</w:t>
       </w:r>
     </w:p>
     <w:p>
@@ -531,13 +632,8 @@
           <w:numId w:val="2"/>
         </w:numPr>
       </w:pPr>
-      <w:proofErr w:type="spellStart"/>
-      <w:r>
-        <w:t>Riphah</w:t>
-      </w:r>
-      <w:proofErr w:type="spellEnd"/>
-      <w:r>
-        <w:t xml:space="preserve"> International University</w:t>
+      <w:r>
+        <w:t>Riphah International University</w:t>
       </w:r>
       <w:r>
         <w:t xml:space="preserve"> </w:t>

--- a/public/Amna_Asghar_CV.pdf.docx
+++ b/public/Amna_Asghar_CV.pdf.docx
@@ -85,6 +85,17 @@
         </w:rPr>
         <w:t xml:space="preserve">                                                           </w:t>
       </w:r>
+      <w:hyperlink r:id="rId5" w:history="1">
+        <w:r>
+          <w:rPr>
+            <w:rStyle w:val="Hyperlink"/>
+            <w:rFonts w:asciiTheme="majorHAnsi" w:hAnsiTheme="majorHAnsi" w:cstheme="majorHAnsi"/>
+            <w:b/>
+            <w:bCs/>
+          </w:rPr>
+          <w:t>LinkedIn</w:t>
+        </w:r>
+      </w:hyperlink>
       <w:r>
         <w:rPr>
           <w:rFonts w:asciiTheme="majorHAnsi" w:hAnsiTheme="majorHAnsi" w:cstheme="majorHAnsi"/>
@@ -92,8 +103,19 @@
           <w:bCs/>
           <w:color w:val="2E74B5" w:themeColor="accent5" w:themeShade="BF"/>
         </w:rPr>
-        <w:t>LinkedIn | Portfolio</w:t>
-      </w:r>
+        <w:t xml:space="preserve"> | </w:t>
+      </w:r>
+      <w:hyperlink r:id="rId6" w:history="1">
+        <w:r>
+          <w:rPr>
+            <w:rStyle w:val="Hyperlink"/>
+            <w:rFonts w:asciiTheme="majorHAnsi" w:hAnsiTheme="majorHAnsi" w:cstheme="majorHAnsi"/>
+            <w:b/>
+            <w:bCs/>
+          </w:rPr>
+          <w:t>Portfolio</w:t>
+        </w:r>
+      </w:hyperlink>
     </w:p>
     <w:p>
       <w:pPr>
@@ -228,7 +250,21 @@
           <w:b/>
           <w:bCs/>
         </w:rPr>
-        <w:t>2024 -Present</w:t>
+        <w:t>202</w:t>
+      </w:r>
+      <w:r>
+        <w:rPr>
+          <w:b/>
+          <w:bCs/>
+        </w:rPr>
+        <w:t>5</w:t>
+      </w:r>
+      <w:r>
+        <w:rPr>
+          <w:b/>
+          <w:bCs/>
+        </w:rPr>
+        <w:t xml:space="preserve"> -Present</w:t>
       </w:r>
       <w:r>
         <w:rPr>
@@ -306,14 +342,25 @@
         <w:rPr>
           <w:b/>
           <w:bCs/>
-        </w:rPr>
-      </w:pPr>
-      <w:r>
-        <w:rPr>
-          <w:b/>
-          <w:bCs/>
-        </w:rPr>
-        <w:t xml:space="preserve"> Full-Stack Developer (Academic &amp; Freelance)                                                     </w:t>
+          <w:sz w:val="28"/>
+          <w:szCs w:val="28"/>
+        </w:rPr>
+      </w:pPr>
+      <w:r>
+        <w:rPr>
+          <w:b/>
+          <w:bCs/>
+        </w:rPr>
+        <w:t xml:space="preserve"> </w:t>
+      </w:r>
+      <w:r>
+        <w:rPr>
+          <w:b/>
+          <w:bCs/>
+          <w:sz w:val="28"/>
+          <w:szCs w:val="28"/>
+        </w:rPr>
+        <w:t xml:space="preserve">Full-Stack Developer (Academic &amp; Freelance)                                      </w:t>
       </w:r>
     </w:p>
     <w:p>
@@ -322,12 +369,14 @@
         <w:rPr>
           <w:b/>
           <w:bCs/>
-        </w:rPr>
-      </w:pPr>
-      <w:r>
-        <w:rPr>
-          <w:b/>
-          <w:bCs/>
+          <w:color w:val="2E74B5" w:themeColor="accent5" w:themeShade="BF"/>
+        </w:rPr>
+      </w:pPr>
+      <w:r>
+        <w:rPr>
+          <w:b/>
+          <w:bCs/>
+          <w:color w:val="2E74B5" w:themeColor="accent5" w:themeShade="BF"/>
         </w:rPr>
         <w:t xml:space="preserve"> Project-Based Solutions</w:t>
       </w:r>
@@ -335,6 +384,7 @@
         <w:rPr>
           <w:b/>
           <w:bCs/>
+          <w:color w:val="2E74B5" w:themeColor="accent5" w:themeShade="BF"/>
         </w:rPr>
         <w:t>:</w:t>
       </w:r>
@@ -345,12 +395,18 @@
         <w:rPr>
           <w:b/>
           <w:bCs/>
+          <w:color w:val="2E74B5" w:themeColor="accent5" w:themeShade="BF"/>
         </w:rPr>
       </w:pPr>
     </w:p>
     <w:p>
       <w:pPr>
-        <w:spacing w:line="240" w:lineRule="auto"/>
+        <w:spacing w:after="0" w:line="240" w:lineRule="auto"/>
+        <w:rPr>
+          <w:b/>
+          <w:bCs/>
+          <w:color w:val="2E74B5" w:themeColor="accent5" w:themeShade="BF"/>
+        </w:rPr>
       </w:pPr>
       <w:r>
         <w:t xml:space="preserve">• Delivered 10+ custom web solutions for local clients using HTML5, CSS3, JavaScript, and PHP. </w:t>
@@ -385,7 +441,12 @@
     </w:p>
     <w:p>
       <w:pPr>
-        <w:spacing w:line="240" w:lineRule="auto"/>
+        <w:spacing w:after="0" w:line="240" w:lineRule="auto"/>
+        <w:rPr>
+          <w:b/>
+          <w:bCs/>
+          <w:color w:val="2E74B5" w:themeColor="accent5" w:themeShade="BF"/>
+        </w:rPr>
       </w:pPr>
       <w:r>
         <w:t xml:space="preserve">• Managed a digital business venture, mastering the intersection of technology and digital marketing. </w:t>
@@ -393,172 +454,683 @@
     </w:p>
     <w:p>
       <w:pPr>
-        <w:spacing w:line="240" w:lineRule="auto"/>
+        <w:spacing w:after="0" w:line="240" w:lineRule="auto"/>
       </w:pPr>
       <w:r>
         <w:t xml:space="preserve">• Implemented responsive design principles ensuring seamless experiences across mobile and desktop. </w:t>
       </w:r>
     </w:p>
     <w:p>
-      <w:r>
-        <w:rPr>
-          <w:b/>
-          <w:bCs/>
-        </w:rPr>
-        <w:t>TECHNICAL COMPETENCIES</w:t>
-      </w:r>
-      <w:r>
-        <w:rPr>
-          <w:b/>
-          <w:bCs/>
-        </w:rPr>
-        <w:t>:</w:t>
-      </w:r>
+      <w:pPr>
+        <w:spacing w:after="0" w:line="240" w:lineRule="auto"/>
+      </w:pPr>
     </w:p>
     <w:p>
-      <w:r>
-        <w:rPr>
-          <w:b/>
-          <w:bCs/>
-        </w:rPr>
-        <w:t>Web Technologies</w:t>
-      </w:r>
-      <w:r>
-        <w:rPr>
-          <w:b/>
-          <w:bCs/>
-        </w:rPr>
-        <w:t>:</w:t>
-      </w:r>
-      <w:r>
-        <w:rPr>
-          <w:b/>
-          <w:bCs/>
-        </w:rPr>
-        <w:t xml:space="preserve">                                   </w:t>
-      </w:r>
+      <w:pPr>
+        <w:spacing w:after="0" w:line="240" w:lineRule="auto"/>
+        <w:rPr>
+          <w:b/>
+          <w:bCs/>
+          <w:color w:val="2E74B5" w:themeColor="accent5" w:themeShade="BF"/>
+        </w:rPr>
+      </w:pPr>
     </w:p>
     <w:p>
-      <w:pPr>
-        <w:spacing w:line="240" w:lineRule="auto"/>
-      </w:pPr>
-      <w:r>
-        <w:t xml:space="preserve">           </w:t>
-      </w:r>
-      <w:r>
-        <w:t xml:space="preserve"> </w:t>
-      </w:r>
-      <w:r>
-        <w:t>HTML5, CSS3, JavaScript (ES6+),</w:t>
+      <w:r>
+        <w:rPr>
+          <w:b/>
+          <w:bCs/>
+        </w:rPr>
+        <w:t>TECHNICAL COMPETENCIES</w:t>
+      </w:r>
+      <w:r>
+        <w:rPr>
+          <w:b/>
+          <w:bCs/>
+        </w:rPr>
+        <w:t>:</w:t>
       </w:r>
     </w:p>
     <w:p>
       <w:pPr>
         <w:spacing w:line="240" w:lineRule="auto"/>
       </w:pPr>
-      <w:r>
-        <w:lastRenderedPageBreak/>
-        <w:t xml:space="preserve"> </w:t>
-      </w:r>
-      <w:r>
-        <w:t xml:space="preserve">           </w:t>
-      </w:r>
-      <w:r>
-        <w:t>Bootstrap, Tailwind CSS, React,</w:t>
-      </w:r>
     </w:p>
     <w:p>
       <w:pPr>
         <w:spacing w:line="240" w:lineRule="auto"/>
       </w:pPr>
-      <w:r>
-        <w:t xml:space="preserve">          </w:t>
-      </w:r>
-      <w:r>
-        <w:t xml:space="preserve"> </w:t>
-      </w:r>
-      <w:r>
-        <w:t xml:space="preserve"> </w:t>
-      </w:r>
-      <w:r>
-        <w:t>PHP, Laravel</w:t>
-      </w:r>
-      <w:r>
-        <w:t>.</w:t>
-      </w:r>
-      <w:r>
-        <w:t xml:space="preserve"> </w:t>
-      </w:r>
     </w:p>
     <w:p>
       <w:pPr>
-        <w:rPr>
-          <w:b/>
-          <w:bCs/>
-        </w:rPr>
-      </w:pPr>
-      <w:r>
-        <w:rPr>
-          <w:b/>
-          <w:bCs/>
-        </w:rPr>
-        <w:t xml:space="preserve"> </w:t>
-      </w:r>
-      <w:r>
-        <w:rPr>
-          <w:b/>
-          <w:bCs/>
-        </w:rPr>
-        <w:t>Core Programming</w:t>
-      </w:r>
-      <w:r>
-        <w:rPr>
-          <w:b/>
-          <w:bCs/>
-        </w:rPr>
-        <w:t>:</w:t>
-      </w:r>
-      <w:r>
-        <w:rPr>
-          <w:b/>
-          <w:bCs/>
-        </w:rPr>
-        <w:t xml:space="preserve"> </w:t>
+        <w:spacing w:line="240" w:lineRule="auto"/>
+      </w:pPr>
+      <w:r>
+        <w:rPr>
+          <w:b/>
+          <w:bCs/>
+          <w:noProof/>
+        </w:rPr>
+        <w:lastRenderedPageBreak/>
+        <mc:AlternateContent>
+          <mc:Choice Requires="wps">
+            <w:drawing>
+              <wp:anchor distT="45720" distB="45720" distL="114300" distR="114300" simplePos="0" relativeHeight="251659264" behindDoc="0" locked="0" layoutInCell="1" allowOverlap="1" wp14:anchorId="7B3CC7EE" wp14:editId="45F7B95B">
+                <wp:simplePos x="0" y="0"/>
+                <wp:positionH relativeFrom="column">
+                  <wp:posOffset>-372110</wp:posOffset>
+                </wp:positionH>
+                <wp:positionV relativeFrom="paragraph">
+                  <wp:posOffset>133350</wp:posOffset>
+                </wp:positionV>
+                <wp:extent cx="1990725" cy="1104900"/>
+                <wp:effectExtent l="133350" t="133350" r="161925" b="152400"/>
+                <wp:wrapSquare wrapText="bothSides"/>
+                <wp:docPr id="217" name="Text Box 2"/>
+                <wp:cNvGraphicFramePr>
+                  <a:graphicFrameLocks xmlns:a="http://schemas.openxmlformats.org/drawingml/2006/main"/>
+                </wp:cNvGraphicFramePr>
+                <a:graphic xmlns:a="http://schemas.openxmlformats.org/drawingml/2006/main">
+                  <a:graphicData uri="http://schemas.microsoft.com/office/word/2010/wordprocessingShape">
+                    <wps:wsp>
+                      <wps:cNvSpPr txBox="1">
+                        <a:spLocks noChangeArrowheads="1"/>
+                      </wps:cNvSpPr>
+                      <wps:spPr bwMode="auto">
+                        <a:xfrm>
+                          <a:off x="0" y="0"/>
+                          <a:ext cx="1990725" cy="1104900"/>
+                        </a:xfrm>
+                        <a:prstGeom prst="rect">
+                          <a:avLst/>
+                        </a:prstGeom>
+                        <a:solidFill>
+                          <a:srgbClr val="FFFFFF"/>
+                        </a:solidFill>
+                        <a:ln w="9525">
+                          <a:noFill/>
+                          <a:miter lim="800000"/>
+                          <a:headEnd/>
+                          <a:tailEnd/>
+                        </a:ln>
+                        <a:effectLst>
+                          <a:outerShdw blurRad="107950" dist="12700" dir="5400000" algn="ctr">
+                            <a:srgbClr val="000000"/>
+                          </a:outerShdw>
+                        </a:effectLst>
+                        <a:scene3d>
+                          <a:camera prst="orthographicFront">
+                            <a:rot lat="0" lon="0" rev="0"/>
+                          </a:camera>
+                          <a:lightRig rig="soft" dir="t">
+                            <a:rot lat="0" lon="0" rev="0"/>
+                          </a:lightRig>
+                        </a:scene3d>
+                        <a:sp3d contourW="44450" prstMaterial="matte">
+                          <a:bevelT w="63500" h="63500" prst="artDeco"/>
+                          <a:contourClr>
+                            <a:srgbClr val="FFFFFF"/>
+                          </a:contourClr>
+                        </a:sp3d>
+                      </wps:spPr>
+                      <wps:txbx>
+                        <w:txbxContent>
+                          <w:p>
+                            <w:r>
+                              <w:rPr>
+                                <w:b/>
+                                <w:bCs/>
+                                <w:color w:val="2E74B5" w:themeColor="accent5" w:themeShade="BF"/>
+                              </w:rPr>
+                              <w:t xml:space="preserve">Web Technologies:             </w:t>
+                            </w:r>
+                            <w:r>
+                              <w:rPr>
+                                <w:b/>
+                                <w:bCs/>
+                              </w:rPr>
+                              <w:t xml:space="preserve">                      </w:t>
+                            </w:r>
+                            <w:r>
+                              <w:t>HTML5, CSS3</w:t>
+                            </w:r>
+                            <w:r>
+                              <w:t xml:space="preserve">, </w:t>
+                            </w:r>
+                            <w:r>
+                              <w:t>JavaScript (ES6+),</w:t>
+                            </w:r>
+                            <w:r>
+                              <w:t xml:space="preserve"> </w:t>
+                            </w:r>
+                            <w:r>
+                              <w:t>Bootstrap, Tailwind CSS, React,</w:t>
+                            </w:r>
+                          </w:p>
+                          <w:p>
+                            <w:pPr>
+                              <w:spacing w:line="240" w:lineRule="auto"/>
+                            </w:pPr>
+                            <w:r>
+                              <w:t xml:space="preserve">   </w:t>
+                            </w:r>
+                            <w:r>
+                              <w:t>PHP, Laravel</w:t>
+                            </w:r>
+                            <w:r>
+                              <w:t>.</w:t>
+                            </w:r>
+                            <w:r>
+                              <w:t xml:space="preserve"> </w:t>
+                            </w:r>
+                          </w:p>
+                          <w:p/>
+                        </w:txbxContent>
+                      </wps:txbx>
+                      <wps:bodyPr rot="0" vert="horz" wrap="square" lIns="91440" tIns="45720" rIns="91440" bIns="45720" anchor="t" anchorCtr="0">
+                        <a:noAutofit/>
+                      </wps:bodyPr>
+                    </wps:wsp>
+                  </a:graphicData>
+                </a:graphic>
+                <wp14:sizeRelH relativeFrom="margin">
+                  <wp14:pctWidth>0</wp14:pctWidth>
+                </wp14:sizeRelH>
+                <wp14:sizeRelV relativeFrom="margin">
+                  <wp14:pctHeight>0</wp14:pctHeight>
+                </wp14:sizeRelV>
+              </wp:anchor>
+            </w:drawing>
+          </mc:Choice>
+          <mc:Fallback>
+            <w:pict>
+              <v:shapetype w14:anchorId="7B3CC7EE" id="_x0000_t202" coordsize="21600,21600" o:spt="202" path="m,l,21600r21600,l21600,xe">
+                <v:stroke joinstyle="miter"/>
+                <v:path gradientshapeok="t" o:connecttype="rect"/>
+              </v:shapetype>
+              <v:shape id="Text Box 2" o:spid="_x0000_s1026" type="#_x0000_t202" style="position:absolute;margin-left:-29.3pt;margin-top:10.5pt;width:156.75pt;height:87pt;z-index:251659264;visibility:visible;mso-wrap-style:square;mso-width-percent:0;mso-height-percent:0;mso-wrap-distance-left:9pt;mso-wrap-distance-top:3.6pt;mso-wrap-distance-right:9pt;mso-wrap-distance-bottom:3.6pt;mso-position-horizontal:absolute;mso-position-horizontal-relative:text;mso-position-vertical:absolute;mso-position-vertical-relative:text;mso-width-percent:0;mso-height-percent:0;mso-width-relative:margin;mso-height-relative:margin;v-text-anchor:top" o:gfxdata="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" stroked="f">
+                <v:shadow on="t" color="black" offset="0,1pt"/>
+                <v:textbox>
+                  <w:txbxContent>
+                    <w:p>
+                      <w:r>
+                        <w:rPr>
+                          <w:b/>
+                          <w:bCs/>
+                          <w:color w:val="2E74B5" w:themeColor="accent5" w:themeShade="BF"/>
+                        </w:rPr>
+                        <w:t xml:space="preserve">Web Technologies:             </w:t>
+                      </w:r>
+                      <w:r>
+                        <w:rPr>
+                          <w:b/>
+                          <w:bCs/>
+                        </w:rPr>
+                        <w:t xml:space="preserve">                      </w:t>
+                      </w:r>
+                      <w:r>
+                        <w:t>HTML5, CSS3</w:t>
+                      </w:r>
+                      <w:r>
+                        <w:t xml:space="preserve">, </w:t>
+                      </w:r>
+                      <w:r>
+                        <w:t>JavaScript (ES6+),</w:t>
+                      </w:r>
+                      <w:r>
+                        <w:t xml:space="preserve"> </w:t>
+                      </w:r>
+                      <w:r>
+                        <w:t>Bootstrap, Tailwind CSS, React,</w:t>
+                      </w:r>
+                    </w:p>
+                    <w:p>
+                      <w:pPr>
+                        <w:spacing w:line="240" w:lineRule="auto"/>
+                      </w:pPr>
+                      <w:r>
+                        <w:t xml:space="preserve">   </w:t>
+                      </w:r>
+                      <w:r>
+                        <w:t>PHP, Laravel</w:t>
+                      </w:r>
+                      <w:r>
+                        <w:t>.</w:t>
+                      </w:r>
+                      <w:r>
+                        <w:t xml:space="preserve"> </w:t>
+                      </w:r>
+                    </w:p>
+                    <w:p/>
+                  </w:txbxContent>
+                </v:textbox>
+                <w10:wrap type="square"/>
+              </v:shape>
+            </w:pict>
+          </mc:Fallback>
+        </mc:AlternateContent>
+      </w:r>
+      <w:r>
+        <w:rPr>
+          <w:noProof/>
+        </w:rPr>
+        <mc:AlternateContent>
+          <mc:Choice Requires="wps">
+            <w:drawing>
+              <wp:anchor distT="45720" distB="45720" distL="114300" distR="114300" simplePos="0" relativeHeight="251665408" behindDoc="0" locked="0" layoutInCell="1" allowOverlap="1" wp14:anchorId="73F56CB6" wp14:editId="591FF966">
+                <wp:simplePos x="0" y="0"/>
+                <wp:positionH relativeFrom="column">
+                  <wp:posOffset>1847851</wp:posOffset>
+                </wp:positionH>
+                <wp:positionV relativeFrom="paragraph">
+                  <wp:posOffset>133350</wp:posOffset>
+                </wp:positionV>
+                <wp:extent cx="2114550" cy="1104900"/>
+                <wp:effectExtent l="133350" t="133350" r="133350" b="152400"/>
+                <wp:wrapSquare wrapText="bothSides"/>
+                <wp:docPr id="1993462538" name="Text Box 2"/>
+                <wp:cNvGraphicFramePr>
+                  <a:graphicFrameLocks xmlns:a="http://schemas.openxmlformats.org/drawingml/2006/main"/>
+                </wp:cNvGraphicFramePr>
+                <a:graphic xmlns:a="http://schemas.openxmlformats.org/drawingml/2006/main">
+                  <a:graphicData uri="http://schemas.microsoft.com/office/word/2010/wordprocessingShape">
+                    <wps:wsp>
+                      <wps:cNvSpPr txBox="1">
+                        <a:spLocks noChangeArrowheads="1"/>
+                      </wps:cNvSpPr>
+                      <wps:spPr bwMode="auto">
+                        <a:xfrm>
+                          <a:off x="0" y="0"/>
+                          <a:ext cx="2114550" cy="1104900"/>
+                        </a:xfrm>
+                        <a:prstGeom prst="rect">
+                          <a:avLst/>
+                        </a:prstGeom>
+                        <a:solidFill>
+                          <a:srgbClr val="FFFFFF"/>
+                        </a:solidFill>
+                        <a:ln w="9525">
+                          <a:noFill/>
+                          <a:miter lim="800000"/>
+                          <a:headEnd/>
+                          <a:tailEnd/>
+                        </a:ln>
+                        <a:effectLst>
+                          <a:outerShdw blurRad="107950" dist="12700" dir="5400000" algn="ctr">
+                            <a:srgbClr val="000000"/>
+                          </a:outerShdw>
+                        </a:effectLst>
+                        <a:scene3d>
+                          <a:camera prst="orthographicFront">
+                            <a:rot lat="0" lon="0" rev="0"/>
+                          </a:camera>
+                          <a:lightRig rig="soft" dir="t">
+                            <a:rot lat="0" lon="0" rev="0"/>
+                          </a:lightRig>
+                        </a:scene3d>
+                        <a:sp3d contourW="44450" prstMaterial="matte">
+                          <a:bevelT w="63500" h="63500" prst="artDeco"/>
+                          <a:contourClr>
+                            <a:srgbClr val="FFFFFF"/>
+                          </a:contourClr>
+                        </a:sp3d>
+                      </wps:spPr>
+                      <wps:txbx>
+                        <w:txbxContent>
+                          <w:p>
+                            <w:r>
+                              <w:rPr>
+                                <w:b/>
+                                <w:bCs/>
+                                <w:color w:val="2E74B5" w:themeColor="accent5" w:themeShade="BF"/>
+                              </w:rPr>
+                              <w:t xml:space="preserve">Core Programming:        </w:t>
+                            </w:r>
+                            <w:r>
+                              <w:rPr>
+                                <w:b/>
+                                <w:bCs/>
+                              </w:rPr>
+                              <w:t xml:space="preserve">                </w:t>
+                            </w:r>
+                            <w:r>
+                              <w:t xml:space="preserve">C, C++, </w:t>
+                            </w:r>
+                            <w:r>
+                              <w:rPr>
+                                <w:rFonts w:ascii="Calibri" w:hAnsi="Calibri" w:cs="Calibri"/>
+                              </w:rPr>
+                              <w:t>Object</w:t>
+                            </w:r>
+                            <w:r>
+                              <w:t xml:space="preserve"> Oriented </w:t>
+                            </w:r>
+                            <w:r>
+                              <w:t xml:space="preserve">   </w:t>
+                            </w:r>
+                            <w:r>
+                              <w:t>Programming (OOP)</w:t>
+                            </w:r>
+                            <w:r>
+                              <w:t xml:space="preserve">,                   </w:t>
+                            </w:r>
+                            <w:r>
+                              <w:t>Data Structures (DSA), MySQL</w:t>
+                            </w:r>
+                            <w:r>
+                              <w:t>.</w:t>
+                            </w:r>
+                          </w:p>
+                          <w:p/>
+                        </w:txbxContent>
+                      </wps:txbx>
+                      <wps:bodyPr rot="0" vert="horz" wrap="square" lIns="91440" tIns="45720" rIns="91440" bIns="45720" anchor="t" anchorCtr="0">
+                        <a:noAutofit/>
+                      </wps:bodyPr>
+                    </wps:wsp>
+                  </a:graphicData>
+                </a:graphic>
+                <wp14:sizeRelH relativeFrom="margin">
+                  <wp14:pctWidth>0</wp14:pctWidth>
+                </wp14:sizeRelH>
+                <wp14:sizeRelV relativeFrom="margin">
+                  <wp14:pctHeight>0</wp14:pctHeight>
+                </wp14:sizeRelV>
+              </wp:anchor>
+            </w:drawing>
+          </mc:Choice>
+          <mc:Fallback>
+            <w:pict>
+              <v:shape w14:anchorId="73F56CB6" id="_x0000_s1027" type="#_x0000_t202" style="position:absolute;margin-left:145.5pt;margin-top:10.5pt;width:166.5pt;height:87pt;z-index:251665408;visibility:visible;mso-wrap-style:square;mso-width-percent:0;mso-height-percent:0;mso-wrap-distance-left:9pt;mso-wrap-distance-top:3.6pt;mso-wrap-distance-right:9pt;mso-wrap-distance-bottom:3.6pt;mso-position-horizontal:absolute;mso-position-horizontal-relative:text;mso-position-vertical:absolute;mso-position-vertical-relative:text;mso-width-percent:0;mso-height-percent:0;mso-width-relative:margin;mso-height-relative:margin;v-text-anchor:top" o:gfxdata="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" stroked="f">
+                <v:shadow on="t" color="black" offset="0,1pt"/>
+                <v:textbox>
+                  <w:txbxContent>
+                    <w:p>
+                      <w:r>
+                        <w:rPr>
+                          <w:b/>
+                          <w:bCs/>
+                          <w:color w:val="2E74B5" w:themeColor="accent5" w:themeShade="BF"/>
+                        </w:rPr>
+                        <w:t xml:space="preserve">Core Programming:        </w:t>
+                      </w:r>
+                      <w:r>
+                        <w:rPr>
+                          <w:b/>
+                          <w:bCs/>
+                        </w:rPr>
+                        <w:t xml:space="preserve">                </w:t>
+                      </w:r>
+                      <w:r>
+                        <w:t xml:space="preserve">C, C++, </w:t>
+                      </w:r>
+                      <w:r>
+                        <w:rPr>
+                          <w:rFonts w:ascii="Calibri" w:hAnsi="Calibri" w:cs="Calibri"/>
+                        </w:rPr>
+                        <w:t>Object</w:t>
+                      </w:r>
+                      <w:r>
+                        <w:t xml:space="preserve"> Oriented </w:t>
+                      </w:r>
+                      <w:r>
+                        <w:t xml:space="preserve">   </w:t>
+                      </w:r>
+                      <w:r>
+                        <w:t>Programming (OOP)</w:t>
+                      </w:r>
+                      <w:r>
+                        <w:t xml:space="preserve">,                   </w:t>
+                      </w:r>
+                      <w:r>
+                        <w:t>Data Structures (DSA), MySQL</w:t>
+                      </w:r>
+                      <w:r>
+                        <w:t>.</w:t>
+                      </w:r>
+                    </w:p>
+                    <w:p/>
+                  </w:txbxContent>
+                </v:textbox>
+                <w10:wrap type="square"/>
+              </v:shape>
+            </w:pict>
+          </mc:Fallback>
+        </mc:AlternateContent>
+      </w:r>
+      <w:r>
+        <w:rPr>
+          <w:b/>
+          <w:bCs/>
+          <w:noProof/>
+        </w:rPr>
+        <mc:AlternateContent>
+          <mc:Choice Requires="wps">
+            <w:drawing>
+              <wp:anchor distT="45720" distB="45720" distL="114300" distR="114300" simplePos="0" relativeHeight="251663360" behindDoc="0" locked="0" layoutInCell="1" allowOverlap="1" wp14:anchorId="43AB0308" wp14:editId="49D8E479">
+                <wp:simplePos x="0" y="0"/>
+                <wp:positionH relativeFrom="column">
+                  <wp:posOffset>4191000</wp:posOffset>
+                </wp:positionH>
+                <wp:positionV relativeFrom="paragraph">
+                  <wp:posOffset>28575</wp:posOffset>
+                </wp:positionV>
+                <wp:extent cx="2057400" cy="1404620"/>
+                <wp:effectExtent l="133350" t="133350" r="133350" b="155575"/>
+                <wp:wrapSquare wrapText="bothSides"/>
+                <wp:docPr id="1630300942" name="Text Box 2"/>
+                <wp:cNvGraphicFramePr>
+                  <a:graphicFrameLocks xmlns:a="http://schemas.openxmlformats.org/drawingml/2006/main"/>
+                </wp:cNvGraphicFramePr>
+                <a:graphic xmlns:a="http://schemas.openxmlformats.org/drawingml/2006/main">
+                  <a:graphicData uri="http://schemas.microsoft.com/office/word/2010/wordprocessingShape">
+                    <wps:wsp>
+                      <wps:cNvSpPr txBox="1">
+                        <a:spLocks noChangeArrowheads="1"/>
+                      </wps:cNvSpPr>
+                      <wps:spPr bwMode="auto">
+                        <a:xfrm>
+                          <a:off x="0" y="0"/>
+                          <a:ext cx="2057400" cy="1404620"/>
+                        </a:xfrm>
+                        <a:prstGeom prst="rect">
+                          <a:avLst/>
+                        </a:prstGeom>
+                        <a:solidFill>
+                          <a:srgbClr val="FFFFFF"/>
+                        </a:solidFill>
+                        <a:ln w="9525">
+                          <a:noFill/>
+                          <a:miter lim="800000"/>
+                          <a:headEnd/>
+                          <a:tailEnd/>
+                        </a:ln>
+                        <a:effectLst>
+                          <a:outerShdw blurRad="107950" dist="12700" dir="5400000" algn="ctr">
+                            <a:srgbClr val="000000"/>
+                          </a:outerShdw>
+                        </a:effectLst>
+                        <a:scene3d>
+                          <a:camera prst="orthographicFront">
+                            <a:rot lat="0" lon="0" rev="0"/>
+                          </a:camera>
+                          <a:lightRig rig="soft" dir="t">
+                            <a:rot lat="0" lon="0" rev="0"/>
+                          </a:lightRig>
+                        </a:scene3d>
+                        <a:sp3d contourW="44450" prstMaterial="matte">
+                          <a:bevelT w="63500" h="63500" prst="artDeco"/>
+                          <a:contourClr>
+                            <a:srgbClr val="FFFFFF"/>
+                          </a:contourClr>
+                        </a:sp3d>
+                      </wps:spPr>
+                      <wps:txbx>
+                        <w:txbxContent>
+                          <w:p>
+                            <w:pPr>
+                              <w:rPr>
+                                <w:b/>
+                                <w:bCs/>
+                              </w:rPr>
+                            </w:pPr>
+                            <w:r>
+                              <w:rPr>
+                                <w:b/>
+                                <w:bCs/>
+                                <w:color w:val="2E74B5" w:themeColor="accent5" w:themeShade="BF"/>
+                              </w:rPr>
+                              <w:t>Tools and</w:t>
+                            </w:r>
+                            <w:r>
+                              <w:rPr>
+                                <w:color w:val="2E74B5" w:themeColor="accent5" w:themeShade="BF"/>
+                              </w:rPr>
+                              <w:t xml:space="preserve"> </w:t>
+                            </w:r>
+                            <w:r>
+                              <w:rPr>
+                                <w:b/>
+                                <w:bCs/>
+                                <w:color w:val="2E74B5" w:themeColor="accent5" w:themeShade="BF"/>
+                              </w:rPr>
+                              <w:t xml:space="preserve">DevOps                         </w:t>
+                            </w:r>
+                            <w:r>
+                              <w:t>Git, GitHub, VS Code, SQL Workbench, XAMPP, Command prompt.</w:t>
+                            </w:r>
+                          </w:p>
+                        </w:txbxContent>
+                      </wps:txbx>
+                      <wps:bodyPr rot="0" vert="horz" wrap="square" lIns="91440" tIns="45720" rIns="91440" bIns="45720" anchor="t" anchorCtr="0">
+                        <a:spAutoFit/>
+                      </wps:bodyPr>
+                    </wps:wsp>
+                  </a:graphicData>
+                </a:graphic>
+                <wp14:sizeRelH relativeFrom="margin">
+                  <wp14:pctWidth>0</wp14:pctWidth>
+                </wp14:sizeRelH>
+                <wp14:sizeRelV relativeFrom="margin">
+                  <wp14:pctHeight>20000</wp14:pctHeight>
+                </wp14:sizeRelV>
+              </wp:anchor>
+            </w:drawing>
+          </mc:Choice>
+          <mc:Fallback>
+            <w:pict>
+              <v:shape w14:anchorId="43AB0308" id="_x0000_s1028" type="#_x0000_t202" style="position:absolute;margin-left:330pt;margin-top:2.25pt;width:162pt;height:110.6pt;z-index:251663360;visibility:visible;mso-wrap-style:square;mso-width-percent:0;mso-height-percent:200;mso-wrap-distance-left:9pt;mso-wrap-distance-top:3.6pt;mso-wrap-distance-right:9pt;mso-wrap-distance-bottom:3.6pt;mso-position-horizontal:absolute;mso-position-horizontal-relative:text;mso-position-vertical:absolute;mso-position-vertical-relative:text;mso-width-percent:0;mso-height-percent:200;mso-width-relative:margin;mso-height-relative:margin;v-text-anchor:top" o:gfxdata="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" stroked="f">
+                <v:shadow on="t" color="black" offset="0,1pt"/>
+                <v:textbox style="mso-fit-shape-to-text:t">
+                  <w:txbxContent>
+                    <w:p>
+                      <w:pPr>
+                        <w:rPr>
+                          <w:b/>
+                          <w:bCs/>
+                        </w:rPr>
+                      </w:pPr>
+                      <w:r>
+                        <w:rPr>
+                          <w:b/>
+                          <w:bCs/>
+                          <w:color w:val="2E74B5" w:themeColor="accent5" w:themeShade="BF"/>
+                        </w:rPr>
+                        <w:t>Tools and</w:t>
+                      </w:r>
+                      <w:r>
+                        <w:rPr>
+                          <w:color w:val="2E74B5" w:themeColor="accent5" w:themeShade="BF"/>
+                        </w:rPr>
+                        <w:t xml:space="preserve"> </w:t>
+                      </w:r>
+                      <w:r>
+                        <w:rPr>
+                          <w:b/>
+                          <w:bCs/>
+                          <w:color w:val="2E74B5" w:themeColor="accent5" w:themeShade="BF"/>
+                        </w:rPr>
+                        <w:t xml:space="preserve">DevOps                         </w:t>
+                      </w:r>
+                      <w:r>
+                        <w:t>Git, GitHub, VS Code, SQL Workbench, XAMPP, Command prompt.</w:t>
+                      </w:r>
+                    </w:p>
+                  </w:txbxContent>
+                </v:textbox>
+                <w10:wrap type="square"/>
+              </v:shape>
+            </w:pict>
+          </mc:Fallback>
+        </mc:AlternateContent>
+      </w:r>
+      <w:r>
+        <w:t xml:space="preserve">       </w:t>
       </w:r>
     </w:p>
     <w:p>
       <w:pPr>
-        <w:spacing w:line="240" w:lineRule="auto"/>
-      </w:pPr>
-      <w:r>
-        <w:t>C, C++, Object Oriented Programming (OOP),</w:t>
+        <w:rPr>
+          <w:b/>
+          <w:bCs/>
+        </w:rPr>
+      </w:pPr>
+      <w:r>
+        <w:rPr>
+          <w:b/>
+          <w:bCs/>
+        </w:rPr>
+        <w:t xml:space="preserve"> </w:t>
       </w:r>
     </w:p>
     <w:p>
       <w:pPr>
-        <w:spacing w:line="240" w:lineRule="auto"/>
-      </w:pPr>
-      <w:r>
-        <w:t xml:space="preserve"> Data Structures (DSA), MySQL</w:t>
+        <w:rPr>
+          <w:b/>
+          <w:bCs/>
+          <w:color w:val="2E74B5" w:themeColor="accent5" w:themeShade="BF"/>
+          <w:sz w:val="28"/>
+          <w:szCs w:val="28"/>
+        </w:rPr>
+      </w:pPr>
+      <w:r>
+        <w:rPr>
+          <w:b/>
+          <w:bCs/>
+          <w:color w:val="2E74B5" w:themeColor="accent5" w:themeShade="BF"/>
+          <w:sz w:val="28"/>
+          <w:szCs w:val="28"/>
+        </w:rPr>
+        <w:t>EDUCATION</w:t>
+      </w:r>
+      <w:r>
+        <w:rPr>
+          <w:b/>
+          <w:bCs/>
+          <w:color w:val="2E74B5" w:themeColor="accent5" w:themeShade="BF"/>
+          <w:sz w:val="28"/>
+          <w:szCs w:val="28"/>
+        </w:rPr>
+        <w:t>:</w:t>
+      </w:r>
+      <w:r>
+        <w:rPr>
+          <w:b/>
+          <w:bCs/>
+          <w:color w:val="2E74B5" w:themeColor="accent5" w:themeShade="BF"/>
+          <w:sz w:val="28"/>
+          <w:szCs w:val="28"/>
+        </w:rPr>
+        <w:t xml:space="preserve"> </w:t>
       </w:r>
     </w:p>
     <w:p>
-      <w:pPr>
-        <w:spacing w:line="240" w:lineRule="auto"/>
-      </w:pPr>
-      <w:r>
-        <w:rPr>
-          <w:b/>
-          <w:bCs/>
-        </w:rPr>
-        <w:t>Tools &amp; DevOps</w:t>
-      </w:r>
-      <w:r>
-        <w:rPr>
-          <w:b/>
-          <w:bCs/>
-        </w:rPr>
-        <w:t>:</w:t>
+      <w:r>
+        <w:rPr>
+          <w:b/>
+          <w:bCs/>
+        </w:rPr>
+        <w:t>Riphah International University</w:t>
       </w:r>
       <w:r>
         <w:rPr>
@@ -566,233 +1138,516 @@
           <w:bCs/>
         </w:rPr>
         <w:t xml:space="preserve"> </w:t>
+      </w:r>
+      <w:r>
+        <w:rPr>
+          <w:b/>
+          <w:bCs/>
+        </w:rPr>
+        <w:t>Lahore</w:t>
+      </w:r>
+      <w:r>
+        <w:t xml:space="preserve">| Bachelor's in </w:t>
+      </w:r>
+      <w:r>
+        <w:t>Computer Science</w:t>
       </w:r>
     </w:p>
     <w:p>
-      <w:pPr>
-        <w:spacing w:line="240" w:lineRule="auto"/>
-      </w:pPr>
-      <w:r>
-        <w:t xml:space="preserve"> </w:t>
-      </w:r>
-      <w:r>
-        <w:t>Git, GitHub, VS Code, SQL</w:t>
+      <w:r>
+        <w:rPr>
+          <w:b/>
+          <w:bCs/>
+        </w:rPr>
+        <w:t>The Scott Science College Wando</w:t>
+      </w:r>
+      <w:r>
+        <w:t xml:space="preserve"> |</w:t>
+      </w:r>
+      <w:r>
+        <w:t xml:space="preserve"> Intermediate in ICS 202</w:t>
+      </w:r>
+      <w:r>
+        <w:t>1</w:t>
+      </w:r>
+      <w:r>
+        <w:t>-2022</w:t>
       </w:r>
     </w:p>
     <w:p>
       <w:pPr>
-        <w:spacing w:line="240" w:lineRule="auto"/>
-      </w:pPr>
-      <w:r>
-        <w:t xml:space="preserve"> Workbench,XAMPP,</w:t>
+        <w:rPr>
+          <w:b/>
+          <w:bCs/>
+        </w:rPr>
+      </w:pPr>
+      <w:r>
+        <w:rPr>
+          <w:b/>
+          <w:bCs/>
+        </w:rPr>
+        <w:pict w14:anchorId="70646B94">
+          <v:rect id="_x0000_i1033" style="width:453pt;height:.05pt" o:hrpct="968" o:hralign="center" o:hrstd="t" o:hr="t" fillcolor="#a0a0a0" stroked="f"/>
+        </w:pict>
+      </w:r>
+      <w:r>
+        <w:rPr>
+          <w:noProof/>
+        </w:rPr>
+        <mc:AlternateContent>
+          <mc:Choice Requires="wps">
+            <w:drawing>
+              <wp:anchor distT="45720" distB="45720" distL="114300" distR="114300" simplePos="0" relativeHeight="251669504" behindDoc="0" locked="0" layoutInCell="1" allowOverlap="1" wp14:anchorId="34920EE5" wp14:editId="31B3A166">
+                <wp:simplePos x="0" y="0"/>
+                <wp:positionH relativeFrom="margin">
+                  <wp:posOffset>3180715</wp:posOffset>
+                </wp:positionH>
+                <wp:positionV relativeFrom="paragraph">
+                  <wp:posOffset>458470</wp:posOffset>
+                </wp:positionV>
+                <wp:extent cx="2943225" cy="1457325"/>
+                <wp:effectExtent l="0" t="0" r="9525" b="9525"/>
+                <wp:wrapSquare wrapText="bothSides"/>
+                <wp:docPr id="1741025691" name="Text Box 2"/>
+                <wp:cNvGraphicFramePr>
+                  <a:graphicFrameLocks xmlns:a="http://schemas.openxmlformats.org/drawingml/2006/main"/>
+                </wp:cNvGraphicFramePr>
+                <a:graphic xmlns:a="http://schemas.openxmlformats.org/drawingml/2006/main">
+                  <a:graphicData uri="http://schemas.microsoft.com/office/word/2010/wordprocessingShape">
+                    <wps:wsp>
+                      <wps:cNvSpPr txBox="1">
+                        <a:spLocks noChangeArrowheads="1"/>
+                      </wps:cNvSpPr>
+                      <wps:spPr bwMode="auto">
+                        <a:xfrm>
+                          <a:off x="0" y="0"/>
+                          <a:ext cx="2943225" cy="1457325"/>
+                        </a:xfrm>
+                        <a:prstGeom prst="rect">
+                          <a:avLst/>
+                        </a:prstGeom>
+                        <a:solidFill>
+                          <a:srgbClr val="FFFFFF"/>
+                        </a:solidFill>
+                        <a:ln w="9525">
+                          <a:noFill/>
+                          <a:miter lim="800000"/>
+                          <a:headEnd/>
+                          <a:tailEnd/>
+                        </a:ln>
+                        <a:effectLst/>
+                      </wps:spPr>
+                      <wps:txbx>
+                        <w:txbxContent>
+                          <w:p>
+                            <w:pPr>
+                              <w:rPr>
+                                <w:b/>
+                                <w:bCs/>
+                                <w:sz w:val="28"/>
+                                <w:szCs w:val="28"/>
+                              </w:rPr>
+                            </w:pPr>
+                            <w:r>
+                              <w:rPr>
+                                <w:b/>
+                                <w:bCs/>
+                                <w:sz w:val="28"/>
+                                <w:szCs w:val="28"/>
+                              </w:rPr>
+                              <w:t>Languages</w:t>
+                            </w:r>
+                            <w:r>
+                              <w:rPr>
+                                <w:b/>
+                                <w:bCs/>
+                                <w:sz w:val="28"/>
+                                <w:szCs w:val="28"/>
+                              </w:rPr>
+                              <w:t xml:space="preserve"> &amp; Interest:    </w:t>
+                            </w:r>
+                            <w:r>
+                              <w:rPr>
+                                <w:b/>
+                                <w:bCs/>
+                                <w:color w:val="2E74B5" w:themeColor="accent5" w:themeShade="BF"/>
+                              </w:rPr>
+                              <w:t>Language:</w:t>
+                            </w:r>
+                            <w:r>
+                              <w:t>English (Professional), Urdu</w:t>
+                            </w:r>
+                            <w:r>
+                              <w:t xml:space="preserve"> </w:t>
+                            </w:r>
+                            <w:r>
+                              <w:rPr>
+                                <w:b/>
+                                <w:bCs/>
+                                <w:color w:val="2E74B5" w:themeColor="accent5" w:themeShade="BF"/>
+                              </w:rPr>
+                              <w:t xml:space="preserve">Interests: </w:t>
+                            </w:r>
+                            <w:r>
+                              <w:t>UI Design, Open Source, Reading, Tech Blogs</w:t>
+                            </w:r>
+                            <w:r>
+                              <w:t>, Problem Solving, Lgical Functionality.</w:t>
+                            </w:r>
+                          </w:p>
+                          <w:p/>
+                        </w:txbxContent>
+                      </wps:txbx>
+                      <wps:bodyPr rot="0" vert="horz" wrap="square" lIns="91440" tIns="45720" rIns="91440" bIns="45720" anchor="t" anchorCtr="0">
+                        <a:noAutofit/>
+                      </wps:bodyPr>
+                    </wps:wsp>
+                  </a:graphicData>
+                </a:graphic>
+                <wp14:sizeRelH relativeFrom="margin">
+                  <wp14:pctWidth>0</wp14:pctWidth>
+                </wp14:sizeRelH>
+                <wp14:sizeRelV relativeFrom="margin">
+                  <wp14:pctHeight>0</wp14:pctHeight>
+                </wp14:sizeRelV>
+              </wp:anchor>
+            </w:drawing>
+          </mc:Choice>
+          <mc:Fallback>
+            <w:pict>
+              <v:shape w14:anchorId="34920EE5" id="_x0000_s1029" type="#_x0000_t202" style="position:absolute;margin-left:250.45pt;margin-top:36.1pt;width:231.75pt;height:114.75pt;z-index:251669504;visibility:visible;mso-wrap-style:square;mso-width-percent:0;mso-height-percent:0;mso-wrap-distance-left:9pt;mso-wrap-distance-top:3.6pt;mso-wrap-distance-right:9pt;mso-wrap-distance-bottom:3.6pt;mso-position-horizontal:absolute;mso-position-horizontal-relative:margin;mso-position-vertical:absolute;mso-position-vertical-relative:text;mso-width-percent:0;mso-height-percent:0;mso-width-relative:margin;mso-height-relative:margin;v-text-anchor:top" o:gfxdata="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" stroked="f">
+                <v:textbox>
+                  <w:txbxContent>
+                    <w:p>
+                      <w:pPr>
+                        <w:rPr>
+                          <w:b/>
+                          <w:bCs/>
+                          <w:sz w:val="28"/>
+                          <w:szCs w:val="28"/>
+                        </w:rPr>
+                      </w:pPr>
+                      <w:r>
+                        <w:rPr>
+                          <w:b/>
+                          <w:bCs/>
+                          <w:sz w:val="28"/>
+                          <w:szCs w:val="28"/>
+                        </w:rPr>
+                        <w:t>Languages</w:t>
+                      </w:r>
+                      <w:r>
+                        <w:rPr>
+                          <w:b/>
+                          <w:bCs/>
+                          <w:sz w:val="28"/>
+                          <w:szCs w:val="28"/>
+                        </w:rPr>
+                        <w:t xml:space="preserve"> &amp; Interest:    </w:t>
+                      </w:r>
+                      <w:r>
+                        <w:rPr>
+                          <w:b/>
+                          <w:bCs/>
+                          <w:color w:val="2E74B5" w:themeColor="accent5" w:themeShade="BF"/>
+                        </w:rPr>
+                        <w:t>Language:</w:t>
+                      </w:r>
+                      <w:r>
+                        <w:t>English (Professional), Urdu</w:t>
+                      </w:r>
+                      <w:r>
+                        <w:t xml:space="preserve"> </w:t>
+                      </w:r>
+                      <w:r>
+                        <w:rPr>
+                          <w:b/>
+                          <w:bCs/>
+                          <w:color w:val="2E74B5" w:themeColor="accent5" w:themeShade="BF"/>
+                        </w:rPr>
+                        <w:t xml:space="preserve">Interests: </w:t>
+                      </w:r>
+                      <w:r>
+                        <w:t>UI Design, Open Source, Reading, Tech Blogs</w:t>
+                      </w:r>
+                      <w:r>
+                        <w:t>, Problem Solving, Lgical Functionality.</w:t>
+                      </w:r>
+                    </w:p>
+                    <w:p/>
+                  </w:txbxContent>
+                </v:textbox>
+                <w10:wrap type="square" anchorx="margin"/>
+              </v:shape>
+            </w:pict>
+          </mc:Fallback>
+        </mc:AlternateContent>
       </w:r>
     </w:p>
     <w:p>
       <w:pPr>
-        <w:spacing w:line="240" w:lineRule="auto"/>
-      </w:pPr>
-      <w:r>
-        <w:t xml:space="preserve"> Command Prompt</w:t>
+        <w:rPr>
+          <w:b/>
+          <w:bCs/>
+        </w:rPr>
+      </w:pPr>
+      <w:r>
+        <w:rPr>
+          <w:b/>
+          <w:bCs/>
+          <w:noProof/>
+        </w:rPr>
+        <mc:AlternateContent>
+          <mc:Choice Requires="wps">
+            <w:drawing>
+              <wp:anchor distT="45720" distB="45720" distL="114300" distR="114300" simplePos="0" relativeHeight="251667456" behindDoc="0" locked="0" layoutInCell="1" allowOverlap="1" wp14:anchorId="4CEDF04F" wp14:editId="77D4433E">
+                <wp:simplePos x="0" y="0"/>
+                <wp:positionH relativeFrom="column">
+                  <wp:posOffset>-47625</wp:posOffset>
+                </wp:positionH>
+                <wp:positionV relativeFrom="paragraph">
+                  <wp:posOffset>141605</wp:posOffset>
+                </wp:positionV>
+                <wp:extent cx="2800350" cy="1447800"/>
+                <wp:effectExtent l="0" t="0" r="0" b="0"/>
+                <wp:wrapSquare wrapText="bothSides"/>
+                <wp:docPr id="705724121" name="Text Box 2"/>
+                <wp:cNvGraphicFramePr>
+                  <a:graphicFrameLocks xmlns:a="http://schemas.openxmlformats.org/drawingml/2006/main"/>
+                </wp:cNvGraphicFramePr>
+                <a:graphic xmlns:a="http://schemas.openxmlformats.org/drawingml/2006/main">
+                  <a:graphicData uri="http://schemas.microsoft.com/office/word/2010/wordprocessingShape">
+                    <wps:wsp>
+                      <wps:cNvSpPr txBox="1">
+                        <a:spLocks noChangeArrowheads="1"/>
+                      </wps:cNvSpPr>
+                      <wps:spPr bwMode="auto">
+                        <a:xfrm>
+                          <a:off x="0" y="0"/>
+                          <a:ext cx="2800350" cy="1447800"/>
+                        </a:xfrm>
+                        <a:prstGeom prst="rect">
+                          <a:avLst/>
+                        </a:prstGeom>
+                        <a:solidFill>
+                          <a:srgbClr val="FFFFFF"/>
+                        </a:solidFill>
+                        <a:ln w="9525">
+                          <a:noFill/>
+                          <a:miter lim="800000"/>
+                          <a:headEnd/>
+                          <a:tailEnd/>
+                        </a:ln>
+                        <a:effectLst/>
+                      </wps:spPr>
+                      <wps:txbx>
+                        <w:txbxContent>
+                          <w:p>
+                            <w:pPr>
+                              <w:rPr>
+                                <w:rFonts w:ascii="Calibri" w:hAnsi="Calibri" w:cs="Calibri"/>
+                              </w:rPr>
+                            </w:pPr>
+                            <w:r>
+                              <w:rPr>
+                                <w:b/>
+                                <w:bCs/>
+                                <w:sz w:val="28"/>
+                                <w:szCs w:val="28"/>
+                              </w:rPr>
+                              <w:t>HONORS, AWARDS &amp; INTERESTS</w:t>
+                            </w:r>
+                            <w:r>
+                              <w:rPr>
+                                <w:b/>
+                                <w:bCs/>
+                              </w:rPr>
+                              <w:t xml:space="preserve">: </w:t>
+                            </w:r>
+                            <w:r>
+                              <w:rPr>
+                                <w:rFonts w:ascii="Calibri" w:hAnsi="Calibri" w:cs="Calibri"/>
+                                <w:b/>
+                                <w:bCs/>
+                                <w:color w:val="2E74B5" w:themeColor="accent5" w:themeShade="BF"/>
+                              </w:rPr>
+                              <w:t>Best Programmer Award (2024)</w:t>
+                            </w:r>
+                            <w:r>
+                              <w:rPr>
+                                <w:b/>
+                                <w:bCs/>
+                                <w:color w:val="2E74B5" w:themeColor="accent5" w:themeShade="BF"/>
+                              </w:rPr>
+                              <w:t xml:space="preserve">       </w:t>
+                            </w:r>
+                            <w:r>
+                              <w:rPr>
+                                <w:rFonts w:ascii="Calibri" w:hAnsi="Calibri" w:cs="Calibri"/>
+                              </w:rPr>
+                              <w:t>Project Lead-IT Department              Achieve 1</w:t>
+                            </w:r>
+                            <w:r>
+                              <w:rPr>
+                                <w:rFonts w:ascii="Calibri" w:hAnsi="Calibri" w:cs="Calibri"/>
+                                <w:vertAlign w:val="superscript"/>
+                              </w:rPr>
+                              <w:t>st</w:t>
+                            </w:r>
+                            <w:r>
+                              <w:rPr>
+                                <w:rFonts w:ascii="Calibri" w:hAnsi="Calibri" w:cs="Calibri"/>
+                              </w:rPr>
+                              <w:t xml:space="preserve"> Prize in across semester programming competition among all CS students</w:t>
+                            </w:r>
+                            <w:r>
+                              <w:rPr>
+                                <w:rFonts w:ascii="Calibri" w:hAnsi="Calibri" w:cs="Calibri"/>
+                              </w:rPr>
+                              <w:t>.</w:t>
+                            </w:r>
+                          </w:p>
+                          <w:p>
+                            <w:pPr>
+                              <w:rPr>
+                                <w:rFonts w:ascii="Calibri" w:hAnsi="Calibri" w:cs="Calibri"/>
+                              </w:rPr>
+                            </w:pPr>
+                          </w:p>
+                        </w:txbxContent>
+                      </wps:txbx>
+                      <wps:bodyPr rot="0" vert="horz" wrap="square" lIns="91440" tIns="45720" rIns="91440" bIns="45720" anchor="t" anchorCtr="0">
+                        <a:noAutofit/>
+                      </wps:bodyPr>
+                    </wps:wsp>
+                  </a:graphicData>
+                </a:graphic>
+                <wp14:sizeRelH relativeFrom="margin">
+                  <wp14:pctWidth>0</wp14:pctWidth>
+                </wp14:sizeRelH>
+                <wp14:sizeRelV relativeFrom="margin">
+                  <wp14:pctHeight>0</wp14:pctHeight>
+                </wp14:sizeRelV>
+              </wp:anchor>
+            </w:drawing>
+          </mc:Choice>
+          <mc:Fallback>
+            <w:pict>
+              <v:shape w14:anchorId="4CEDF04F" id="_x0000_s1030" type="#_x0000_t202" style="position:absolute;margin-left:-3.75pt;margin-top:11.15pt;width:220.5pt;height:114pt;z-index:251667456;visibility:visible;mso-wrap-style:square;mso-width-percent:0;mso-height-percent:0;mso-wrap-distance-left:9pt;mso-wrap-distance-top:3.6pt;mso-wrap-distance-right:9pt;mso-wrap-distance-bottom:3.6pt;mso-position-horizontal:absolute;mso-position-horizontal-relative:text;mso-position-vertical:absolute;mso-position-vertical-relative:text;mso-width-percent:0;mso-height-percent:0;mso-width-relative:margin;mso-height-relative:margin;v-text-anchor:top" o:gfxdata="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" stroked="f">
+                <v:textbox>
+                  <w:txbxContent>
+                    <w:p>
+                      <w:pPr>
+                        <w:rPr>
+                          <w:rFonts w:ascii="Calibri" w:hAnsi="Calibri" w:cs="Calibri"/>
+                        </w:rPr>
+                      </w:pPr>
+                      <w:r>
+                        <w:rPr>
+                          <w:b/>
+                          <w:bCs/>
+                          <w:sz w:val="28"/>
+                          <w:szCs w:val="28"/>
+                        </w:rPr>
+                        <w:t>HONORS, AWARDS &amp; INTERESTS</w:t>
+                      </w:r>
+                      <w:r>
+                        <w:rPr>
+                          <w:b/>
+                          <w:bCs/>
+                        </w:rPr>
+                        <w:t xml:space="preserve">: </w:t>
+                      </w:r>
+                      <w:r>
+                        <w:rPr>
+                          <w:rFonts w:ascii="Calibri" w:hAnsi="Calibri" w:cs="Calibri"/>
+                          <w:b/>
+                          <w:bCs/>
+                          <w:color w:val="2E74B5" w:themeColor="accent5" w:themeShade="BF"/>
+                        </w:rPr>
+                        <w:t>Best Programmer Award (2024)</w:t>
+                      </w:r>
+                      <w:r>
+                        <w:rPr>
+                          <w:b/>
+                          <w:bCs/>
+                          <w:color w:val="2E74B5" w:themeColor="accent5" w:themeShade="BF"/>
+                        </w:rPr>
+                        <w:t xml:space="preserve">       </w:t>
+                      </w:r>
+                      <w:r>
+                        <w:rPr>
+                          <w:rFonts w:ascii="Calibri" w:hAnsi="Calibri" w:cs="Calibri"/>
+                        </w:rPr>
+                        <w:t>Project Lead-IT Department              Achieve 1</w:t>
+                      </w:r>
+                      <w:r>
+                        <w:rPr>
+                          <w:rFonts w:ascii="Calibri" w:hAnsi="Calibri" w:cs="Calibri"/>
+                          <w:vertAlign w:val="superscript"/>
+                        </w:rPr>
+                        <w:t>st</w:t>
+                      </w:r>
+                      <w:r>
+                        <w:rPr>
+                          <w:rFonts w:ascii="Calibri" w:hAnsi="Calibri" w:cs="Calibri"/>
+                        </w:rPr>
+                        <w:t xml:space="preserve"> Prize in across semester programming competition among all CS students</w:t>
+                      </w:r>
+                      <w:r>
+                        <w:rPr>
+                          <w:rFonts w:ascii="Calibri" w:hAnsi="Calibri" w:cs="Calibri"/>
+                        </w:rPr>
+                        <w:t>.</w:t>
+                      </w:r>
+                    </w:p>
+                    <w:p>
+                      <w:pPr>
+                        <w:rPr>
+                          <w:rFonts w:ascii="Calibri" w:hAnsi="Calibri" w:cs="Calibri"/>
+                        </w:rPr>
+                      </w:pPr>
+                    </w:p>
+                  </w:txbxContent>
+                </v:textbox>
+                <w10:wrap type="square"/>
+              </v:shape>
+            </w:pict>
+          </mc:Fallback>
+        </mc:AlternateContent>
+      </w:r>
+      <w:r>
+        <w:rPr>
+          <w:b/>
+          <w:bCs/>
+        </w:rPr>
+        <w:t xml:space="preserve"> </w:t>
       </w:r>
     </w:p>
     <w:p>
       <w:pPr>
-        <w:rPr>
-          <w:b/>
-          <w:bCs/>
-        </w:rPr>
-      </w:pPr>
-      <w:r>
-        <w:rPr>
-          <w:b/>
-          <w:bCs/>
-        </w:rPr>
-        <w:t>EDUCATION</w:t>
-      </w:r>
-      <w:r>
-        <w:rPr>
-          <w:b/>
-          <w:bCs/>
-        </w:rPr>
-        <w:t>:</w:t>
-      </w:r>
-      <w:r>
-        <w:rPr>
-          <w:b/>
-          <w:bCs/>
-        </w:rPr>
+        <w:pBdr>
+          <w:bottom w:val="single" w:sz="4" w:space="0" w:color="auto"/>
+        </w:pBdr>
+      </w:pPr>
+      <w:r>
         <w:t xml:space="preserve"> </w:t>
       </w:r>
     </w:p>
     <w:p>
       <w:pPr>
-        <w:pStyle w:val="ListParagraph"/>
-        <w:numPr>
-          <w:ilvl w:val="0"/>
-          <w:numId w:val="2"/>
-        </w:numPr>
-      </w:pPr>
-      <w:r>
-        <w:t>Riphah International University</w:t>
-      </w:r>
-      <w:r>
-        <w:t xml:space="preserve"> </w:t>
-      </w:r>
-      <w:r>
-        <w:t>Lahore</w:t>
-      </w:r>
-      <w:r>
-        <w:t xml:space="preserve">| Bachelor's in </w:t>
-      </w:r>
-      <w:r>
-        <w:t>Computer Science</w:t>
-      </w:r>
-      <w:r>
-        <w:t xml:space="preserve"> | Intermediate in ICS 202</w:t>
-      </w:r>
-      <w:r>
-        <w:t>1-</w:t>
-      </w:r>
-      <w:r>
-        <w:t>2022</w:t>
-      </w:r>
+        <w:pBdr>
+          <w:bottom w:val="single" w:sz="4" w:space="0" w:color="auto"/>
+        </w:pBdr>
+      </w:pPr>
     </w:p>
-    <w:p>
-      <w:pPr>
-        <w:rPr>
-          <w:b/>
-          <w:bCs/>
-        </w:rPr>
-      </w:pPr>
-      <w:r>
-        <w:rPr>
-          <w:b/>
-          <w:bCs/>
-        </w:rPr>
-        <w:t xml:space="preserve"> </w:t>
-      </w:r>
-      <w:r>
-        <w:rPr>
-          <w:b/>
-          <w:bCs/>
-        </w:rPr>
-        <w:t>HONORS, AWARDS &amp; INTERESTS</w:t>
-      </w:r>
-      <w:r>
-        <w:rPr>
-          <w:b/>
-          <w:bCs/>
-        </w:rPr>
-        <w:t>:</w:t>
-      </w:r>
-      <w:r>
-        <w:rPr>
-          <w:b/>
-          <w:bCs/>
-        </w:rPr>
-        <w:t xml:space="preserve"> </w:t>
-      </w:r>
-    </w:p>
-    <w:p>
-      <w:pPr>
-        <w:pStyle w:val="ListParagraph"/>
-        <w:numPr>
-          <w:ilvl w:val="0"/>
-          <w:numId w:val="1"/>
-        </w:numPr>
-        <w:spacing w:line="240" w:lineRule="auto"/>
-      </w:pPr>
-      <w:r>
-        <w:t>Best Programmer Award (2024)</w:t>
-      </w:r>
-    </w:p>
-    <w:p>
-      <w:pPr>
-        <w:pStyle w:val="ListParagraph"/>
-        <w:numPr>
-          <w:ilvl w:val="0"/>
-          <w:numId w:val="1"/>
-        </w:numPr>
-        <w:spacing w:line="240" w:lineRule="auto"/>
-      </w:pPr>
-      <w:r>
-        <w:t>Recognized for excellence in problem solving and clean code.</w:t>
-      </w:r>
-    </w:p>
-    <w:p>
-      <w:pPr>
-        <w:rPr>
-          <w:b/>
-          <w:bCs/>
-          <w:sz w:val="28"/>
-          <w:szCs w:val="28"/>
-        </w:rPr>
-      </w:pPr>
-      <w:r>
-        <w:t xml:space="preserve"> </w:t>
-      </w:r>
-      <w:r>
-        <w:t xml:space="preserve"> </w:t>
-      </w:r>
-      <w:r>
-        <w:rPr>
-          <w:b/>
-          <w:bCs/>
-          <w:sz w:val="28"/>
-          <w:szCs w:val="28"/>
-        </w:rPr>
-        <w:t>Languages:</w:t>
-      </w:r>
-    </w:p>
-    <w:p>
-      <w:pPr>
-        <w:pStyle w:val="ListParagraph"/>
-        <w:numPr>
-          <w:ilvl w:val="0"/>
-          <w:numId w:val="3"/>
-        </w:numPr>
-      </w:pPr>
-      <w:r>
-        <w:t>English (Professional), Urdu (Native)</w:t>
-      </w:r>
-    </w:p>
-    <w:p>
-      <w:pPr>
-        <w:rPr>
-          <w:b/>
-          <w:bCs/>
-          <w:sz w:val="28"/>
-          <w:szCs w:val="28"/>
-        </w:rPr>
-      </w:pPr>
-      <w:r>
-        <w:t xml:space="preserve"> </w:t>
-      </w:r>
-      <w:r>
-        <w:t xml:space="preserve"> </w:t>
-      </w:r>
-      <w:r>
-        <w:rPr>
-          <w:b/>
-          <w:bCs/>
-          <w:sz w:val="28"/>
-          <w:szCs w:val="28"/>
-        </w:rPr>
-        <w:t xml:space="preserve">Interests: </w:t>
-      </w:r>
-    </w:p>
-    <w:p>
-      <w:pPr>
-        <w:pStyle w:val="ListParagraph"/>
-        <w:numPr>
-          <w:ilvl w:val="0"/>
-          <w:numId w:val="4"/>
-        </w:numPr>
-      </w:pPr>
-      <w:r>
-        <w:t>UI Design, Open Source, Reading, Tech Blogs</w:t>
-      </w:r>
-    </w:p>
+    <w:p/>
+    <w:p/>
+    <w:p/>
+    <w:p/>
+    <w:p/>
+    <w:p/>
+    <w:p/>
     <w:sectPr>
       <w:pgSz w:w="12240" w:h="15840"/>
       <w:pgMar w:top="1440" w:right="1440" w:bottom="1440" w:left="1440" w:header="720" w:footer="720" w:gutter="0"/>
@@ -2169,7 +3024,6 @@
   <w:style w:type="character" w:default="1" w:styleId="DefaultParagraphFont">
     <w:name w:val="Default Paragraph Font"/>
     <w:uiPriority w:val="1"/>
-    <w:semiHidden/>
     <w:unhideWhenUsed/>
   </w:style>
   <w:style w:type="table" w:default="1" w:styleId="TableNormal">
@@ -2494,6 +3348,48 @@
       <w:bCs/>
     </w:rPr>
   </w:style>
+  <w:style w:type="table" w:styleId="TableGrid">
+    <w:name w:val="Table Grid"/>
+    <w:basedOn w:val="TableNormal"/>
+    <w:uiPriority w:val="39"/>
+    <w:rsid w:val="002E18A1"/>
+    <w:pPr>
+      <w:spacing w:after="0" w:line="240" w:lineRule="auto"/>
+    </w:pPr>
+    <w:tblPr>
+      <w:tblBorders>
+        <w:top w:val="single" w:sz="4" w:space="0" w:color="auto"/>
+        <w:left w:val="single" w:sz="4" w:space="0" w:color="auto"/>
+        <w:bottom w:val="single" w:sz="4" w:space="0" w:color="auto"/>
+        <w:right w:val="single" w:sz="4" w:space="0" w:color="auto"/>
+        <w:insideH w:val="single" w:sz="4" w:space="0" w:color="auto"/>
+        <w:insideV w:val="single" w:sz="4" w:space="0" w:color="auto"/>
+      </w:tblBorders>
+    </w:tblPr>
+  </w:style>
+  <w:style w:type="character" w:styleId="Hyperlink">
+    <w:name w:val="Hyperlink"/>
+    <w:basedOn w:val="DefaultParagraphFont"/>
+    <w:uiPriority w:val="99"/>
+    <w:unhideWhenUsed/>
+    <w:rsid w:val="00196E9E"/>
+    <w:rPr>
+      <w:color w:val="0563C1" w:themeColor="hyperlink"/>
+      <w:u w:val="single"/>
+    </w:rPr>
+  </w:style>
+  <w:style w:type="character" w:styleId="UnresolvedMention">
+    <w:name w:val="Unresolved Mention"/>
+    <w:basedOn w:val="DefaultParagraphFont"/>
+    <w:uiPriority w:val="99"/>
+    <w:semiHidden/>
+    <w:unhideWhenUsed/>
+    <w:rsid w:val="00196E9E"/>
+    <w:rPr>
+      <w:color w:val="605E5C"/>
+      <w:shd w:val="clear" w:color="auto" w:fill="E1DFDD"/>
+    </w:rPr>
+  </w:style>
 </w:styles>
 </file>
 
